--- a/analyst/Competitive_Advantage/analyst_YK/kb3_fewshot/KB3_consolidated.docx
+++ b/analyst/Competitive_Advantage/analyst_YK/kb3_fewshot/KB3_consolidated.docx
@@ -39,7 +39,7 @@
         <w:rPr>
           <w:rFonts w:hint="eastAsia"/>
         </w:rPr>
-        <w:t xml:space="preserve">KYアナリストによる競争優位性評価の具体的な銘柄評価例5件を収録。</w:t>
+        <w:t xml:space="preserve">アナリストによる競争優位性評価の具体的な銘柄評価例5件を収録。</w:t>
       </w:r>
     </w:p>
     <w:bookmarkStart w:id="9" w:name="目次"/>
@@ -1073,7 +1073,7 @@
           <w:b/>
           <w:bCs/>
         </w:rPr>
-        <w:t xml:space="preserve">KYの重要な構造的指摘</w:t>
+        <w:t xml:space="preserve">アナリストの重要な構造的指摘</w:t>
       </w:r>
       <w:r>
         <w:t xml:space="preserve">:</w:t>
@@ -1193,7 +1193,7 @@
           <w:b/>
           <w:bCs/>
         </w:rPr>
-        <w:t xml:space="preserve">KYの理由</w:t>
+        <w:t xml:space="preserve">アナリストの理由</w:t>
       </w:r>
       <w:r>
         <w:t xml:space="preserve">: </w:t>
@@ -1287,7 +1287,7 @@
           <w:b/>
           <w:bCs/>
         </w:rPr>
-        <w:t xml:space="preserve">KYの理由</w:t>
+        <w:t xml:space="preserve">アナリストの理由</w:t>
       </w:r>
       <w:r>
         <w:t xml:space="preserve">: </w:t>
@@ -1381,7 +1381,7 @@
           <w:b/>
           <w:bCs/>
         </w:rPr>
-        <w:t xml:space="preserve">KYの理由</w:t>
+        <w:t xml:space="preserve">アナリストの理由</w:t>
       </w:r>
       <w:r>
         <w:t xml:space="preserve">: </w:t>
@@ -1475,7 +1475,7 @@
           <w:b/>
           <w:bCs/>
         </w:rPr>
-        <w:t xml:space="preserve">KYの理由</w:t>
+        <w:t xml:space="preserve">アナリストの理由</w:t>
       </w:r>
       <w:r>
         <w:t xml:space="preserve">: </w:t>
@@ -1563,7 +1563,7 @@
           <w:b/>
           <w:bCs/>
         </w:rPr>
-        <w:t xml:space="preserve">KYの理由</w:t>
+        <w:t xml:space="preserve">アナリストの理由</w:t>
       </w:r>
       <w:r>
         <w:t xml:space="preserve">: </w:t>
@@ -1651,7 +1651,7 @@
           <w:b/>
           <w:bCs/>
         </w:rPr>
-        <w:t xml:space="preserve">KYの理由</w:t>
+        <w:t xml:space="preserve">アナリストの理由</w:t>
       </w:r>
       <w:r>
         <w:t xml:space="preserve">: </w:t>
@@ -1719,7 +1719,7 @@
           <w:b/>
           <w:bCs/>
         </w:rPr>
-        <w:t xml:space="preserve">KYの理由</w:t>
+        <w:t xml:space="preserve">アナリストの理由</w:t>
       </w:r>
       <w:r>
         <w:t xml:space="preserve">: </w:t>
@@ -1785,7 +1785,7 @@
     </w:p>
     <w:bookmarkEnd w:id="19"/>
     <w:bookmarkEnd w:id="20"/>
-    <w:bookmarkStart w:id="21" w:name="kyが重視した視点"/>
+    <w:bookmarkStart w:id="21" w:name="アナリストが重視した視点"/>
     <w:p>
       <w:pPr>
         <w:pStyle w:val="Heading2"/>
@@ -1794,7 +1794,7 @@
         <w:rPr>
           <w:rFonts w:hint="eastAsia"/>
         </w:rPr>
-        <w:t xml:space="preserve">KYが重視した視点</w:t>
+        <w:t xml:space="preserve">アナリストが重視した視点</w:t>
       </w:r>
     </w:p>
     <w:p>
@@ -1974,7 +1974,7 @@
           <w:b/>
           <w:bCs/>
         </w:rPr>
-        <w:t xml:space="preserve">KYの全体印象</w:t>
+        <w:t xml:space="preserve">アナリストの全体印象</w:t>
       </w:r>
       <w:r>
         <w:t xml:space="preserve">: </w:t>
@@ -2028,7 +2028,7 @@
           <w:b/>
           <w:bCs/>
         </w:rPr>
-        <w:t xml:space="preserve">KYの理由</w:t>
+        <w:t xml:space="preserve">アナリストの理由</w:t>
       </w:r>
       <w:r>
         <w:t xml:space="preserve">: </w:t>
@@ -2114,7 +2114,7 @@
           <w:b/>
           <w:bCs/>
         </w:rPr>
-        <w:t xml:space="preserve">KYの理由</w:t>
+        <w:t xml:space="preserve">アナリストの理由</w:t>
       </w:r>
       <w:r>
         <w:t xml:space="preserve">: </w:t>
@@ -2182,7 +2182,7 @@
           <w:b/>
           <w:bCs/>
         </w:rPr>
-        <w:t xml:space="preserve">KYの理由</w:t>
+        <w:t xml:space="preserve">アナリストの理由</w:t>
       </w:r>
       <w:r>
         <w:t xml:space="preserve">: </w:t>
@@ -2259,7 +2259,7 @@
           <w:b/>
           <w:bCs/>
         </w:rPr>
-        <w:t xml:space="preserve">KYの理由</w:t>
+        <w:t xml:space="preserve">アナリストの理由</w:t>
       </w:r>
       <w:r>
         <w:t xml:space="preserve">: </w:t>
@@ -2301,7 +2301,7 @@
           <w:b/>
           <w:bCs/>
         </w:rPr>
-        <w:t xml:space="preserve">KYの理由</w:t>
+        <w:t xml:space="preserve">アナリストの理由</w:t>
       </w:r>
       <w:r>
         <w:t xml:space="preserve">: </w:t>
@@ -2369,7 +2369,7 @@
           <w:b/>
           <w:bCs/>
         </w:rPr>
-        <w:t xml:space="preserve">KYの理由</w:t>
+        <w:t xml:space="preserve">アナリストの理由</w:t>
       </w:r>
       <w:r>
         <w:t xml:space="preserve">: </w:t>
@@ -2437,7 +2437,7 @@
           <w:b/>
           <w:bCs/>
         </w:rPr>
-        <w:t xml:space="preserve">KYの理由</w:t>
+        <w:t xml:space="preserve">アナリストの理由</w:t>
       </w:r>
       <w:r>
         <w:t xml:space="preserve">: </w:t>
@@ -2645,7 +2645,7 @@
     </w:p>
     <w:bookmarkEnd w:id="33"/>
     <w:bookmarkEnd w:id="34"/>
-    <w:bookmarkStart w:id="35" w:name="kyが重視した視点-1"/>
+    <w:bookmarkStart w:id="35" w:name="アナリストが重視した視点-1"/>
     <w:p>
       <w:pPr>
         <w:pStyle w:val="Heading2"/>
@@ -2654,7 +2654,7 @@
         <w:rPr>
           <w:rFonts w:hint="eastAsia"/>
         </w:rPr>
-        <w:t xml:space="preserve">KYが重視した視点</w:t>
+        <w:t xml:space="preserve">アナリストが重視した視点</w:t>
       </w:r>
     </w:p>
     <w:p>
@@ -2837,7 +2837,7 @@
           <w:b/>
           <w:bCs/>
         </w:rPr>
-        <w:t xml:space="preserve">KYの重要な発見</w:t>
+        <w:t xml:space="preserve">アナリストの重要な発見</w:t>
       </w:r>
       <w:r>
         <w:t xml:space="preserve">: </w:t>
@@ -2891,7 +2891,7 @@
           <w:b/>
           <w:bCs/>
         </w:rPr>
-        <w:t xml:space="preserve">KYの理由</w:t>
+        <w:t xml:space="preserve">アナリストの理由</w:t>
       </w:r>
       <w:r>
         <w:t xml:space="preserve">: </w:t>
@@ -2985,7 +2985,7 @@
           <w:b/>
           <w:bCs/>
         </w:rPr>
-        <w:t xml:space="preserve">KYの理由</w:t>
+        <w:t xml:space="preserve">アナリストの理由</w:t>
       </w:r>
       <w:r>
         <w:t xml:space="preserve">: </w:t>
@@ -3011,7 +3011,7 @@
           <w:b/>
           <w:bCs/>
         </w:rPr>
-        <w:t xml:space="preserve">KYの指摘</w:t>
+        <w:t xml:space="preserve">アナリストの指摘</w:t>
       </w:r>
       <w:r>
         <w:t xml:space="preserve">: </w:t>
@@ -3099,7 +3099,7 @@
           <w:b/>
           <w:bCs/>
         </w:rPr>
-        <w:t xml:space="preserve">KYの理由</w:t>
+        <w:t xml:space="preserve">アナリストの理由</w:t>
       </w:r>
       <w:r>
         <w:t xml:space="preserve">: </w:t>
@@ -3167,7 +3167,7 @@
           <w:b/>
           <w:bCs/>
         </w:rPr>
-        <w:t xml:space="preserve">KYの理由</w:t>
+        <w:t xml:space="preserve">アナリストの理由</w:t>
       </w:r>
       <w:r>
         <w:t xml:space="preserve">: </w:t>
@@ -3193,7 +3193,7 @@
           <w:b/>
           <w:bCs/>
         </w:rPr>
-        <w:t xml:space="preserve">KYの重要指摘</w:t>
+        <w:t xml:space="preserve">アナリストの重要指摘</w:t>
       </w:r>
       <w:r>
         <w:t xml:space="preserve">: </w:t>
@@ -3261,7 +3261,7 @@
           <w:b/>
           <w:bCs/>
         </w:rPr>
-        <w:t xml:space="preserve">KYの理由</w:t>
+        <w:t xml:space="preserve">アナリストの理由</w:t>
       </w:r>
       <w:r>
         <w:t xml:space="preserve">: </w:t>
@@ -3323,7 +3323,7 @@
           <w:b/>
           <w:bCs/>
         </w:rPr>
-        <w:t xml:space="preserve">KYの理由</w:t>
+        <w:t xml:space="preserve">アナリストの理由</w:t>
       </w:r>
       <w:r>
         <w:t xml:space="preserve">: </w:t>
@@ -3389,7 +3389,7 @@
     </w:p>
     <w:bookmarkEnd w:id="43"/>
     <w:bookmarkEnd w:id="44"/>
-    <w:bookmarkStart w:id="45" w:name="reasoning段階の有意な指摘kyが注目したai出力"/>
+    <w:bookmarkStart w:id="45" w:name="reasoning段階の有意な指摘アナリストが注目したai出力"/>
     <w:p>
       <w:pPr>
         <w:pStyle w:val="Heading2"/>
@@ -3398,7 +3398,7 @@
         <w:rPr>
           <w:rFonts w:hint="eastAsia"/>
         </w:rPr>
-        <w:t xml:space="preserve">REASONING段階の有意な指摘（KYが注目したAI出力）</w:t>
+        <w:t xml:space="preserve">REASONING段階の有意な指摘（アナリストが注目したAI出力）</w:t>
       </w:r>
     </w:p>
     <w:p>
@@ -3435,7 +3435,7 @@
       </w:r>
     </w:p>
     <w:bookmarkEnd w:id="45"/>
-    <w:bookmarkStart w:id="46" w:name="kyが重視した視点-2"/>
+    <w:bookmarkStart w:id="46" w:name="アナリストが重視した視点-2"/>
     <w:p>
       <w:pPr>
         <w:pStyle w:val="Heading2"/>
@@ -3444,7 +3444,7 @@
         <w:rPr>
           <w:rFonts w:hint="eastAsia"/>
         </w:rPr>
-        <w:t xml:space="preserve">KYが重視した視点</w:t>
+        <w:t xml:space="preserve">アナリストが重視した視点</w:t>
       </w:r>
     </w:p>
     <w:p>
@@ -3618,7 +3618,7 @@
           <w:b/>
           <w:bCs/>
         </w:rPr>
-        <w:t xml:space="preserve">KYの特記事項</w:t>
+        <w:t xml:space="preserve">アナリストの特記事項</w:t>
       </w:r>
       <w:r>
         <w:t xml:space="preserve">: </w:t>
@@ -3672,7 +3672,7 @@
           <w:b/>
           <w:bCs/>
         </w:rPr>
-        <w:t xml:space="preserve">KYの理由</w:t>
+        <w:t xml:space="preserve">アナリストの理由</w:t>
       </w:r>
       <w:r>
         <w:t xml:space="preserve">: </w:t>
@@ -3698,7 +3698,7 @@
           <w:b/>
           <w:bCs/>
         </w:rPr>
-        <w:t xml:space="preserve">KYの追加</w:t>
+        <w:t xml:space="preserve">アナリストの追加</w:t>
       </w:r>
       <w:r>
         <w:t xml:space="preserve">: </w:t>
@@ -3786,7 +3786,7 @@
           <w:b/>
           <w:bCs/>
         </w:rPr>
-        <w:t xml:space="preserve">KYの理由</w:t>
+        <w:t xml:space="preserve">アナリストの理由</w:t>
       </w:r>
       <w:r>
         <w:t xml:space="preserve">: </w:t>
@@ -3874,7 +3874,7 @@
           <w:b/>
           <w:bCs/>
         </w:rPr>
-        <w:t xml:space="preserve">KYの理由</w:t>
+        <w:t xml:space="preserve">アナリストの理由</w:t>
       </w:r>
       <w:r>
         <w:t xml:space="preserve">: </w:t>
@@ -3942,7 +3942,7 @@
           <w:b/>
           <w:bCs/>
         </w:rPr>
-        <w:t xml:space="preserve">KYの理由</w:t>
+        <w:t xml:space="preserve">アナリストの理由</w:t>
       </w:r>
       <w:r>
         <w:t xml:space="preserve">: </w:t>
@@ -4039,7 +4039,7 @@
           <w:b/>
           <w:bCs/>
         </w:rPr>
-        <w:t xml:space="preserve">KYの理由</w:t>
+        <w:t xml:space="preserve">アナリストの理由</w:t>
       </w:r>
       <w:r>
         <w:t xml:space="preserve">: </w:t>
@@ -4136,7 +4136,7 @@
           <w:b/>
           <w:bCs/>
         </w:rPr>
-        <w:t xml:space="preserve">KYの理由</w:t>
+        <w:t xml:space="preserve">アナリストの理由</w:t>
       </w:r>
       <w:r>
         <w:t xml:space="preserve">: </w:t>
@@ -4202,7 +4202,7 @@
     </w:p>
     <w:bookmarkEnd w:id="54"/>
     <w:bookmarkEnd w:id="55"/>
-    <w:bookmarkStart w:id="56" w:name="kyが重視した視点-3"/>
+    <w:bookmarkStart w:id="56" w:name="アナリストが重視した視点-3"/>
     <w:p>
       <w:pPr>
         <w:pStyle w:val="Heading2"/>
@@ -4211,7 +4211,7 @@
         <w:rPr>
           <w:rFonts w:hint="eastAsia"/>
         </w:rPr>
-        <w:t xml:space="preserve">KYが重視した視点</w:t>
+        <w:t xml:space="preserve">アナリストが重視した視点</w:t>
       </w:r>
     </w:p>
     <w:p>
@@ -4383,7 +4383,7 @@
         <w:rPr>
           <w:rFonts w:hint="eastAsia"/>
         </w:rPr>
-        <w:t xml:space="preserve">市場構造との合致が最高評価要因。KYにとって最も説得力の高い銘柄</w:t>
+        <w:t xml:space="preserve">市場構造との合致が最高評価要因。アナリストにとって最も説得力の高い銘柄</w:t>
       </w:r>
     </w:p>
     <w:p>
@@ -4400,7 +4400,7 @@
           <w:b/>
           <w:bCs/>
         </w:rPr>
-        <w:t xml:space="preserve">KYの全体印象</w:t>
+        <w:t xml:space="preserve">アナリストの全体印象</w:t>
       </w:r>
       <w:r>
         <w:t xml:space="preserve">: </w:t>
@@ -4480,7 +4480,7 @@
           <w:b/>
           <w:bCs/>
         </w:rPr>
-        <w:t xml:space="preserve">KYの理由</w:t>
+        <w:t xml:space="preserve">アナリストの理由</w:t>
       </w:r>
       <w:r>
         <w:t xml:space="preserve">: </w:t>
@@ -4506,7 +4506,7 @@
           <w:b/>
           <w:bCs/>
         </w:rPr>
-        <w:t xml:space="preserve">KYの指摘</w:t>
+        <w:t xml:space="preserve">アナリストの指摘</w:t>
       </w:r>
       <w:r>
         <w:t xml:space="preserve">: </w:t>
@@ -4600,7 +4600,7 @@
           <w:b/>
           <w:bCs/>
         </w:rPr>
-        <w:t xml:space="preserve">KYの理由</w:t>
+        <w:t xml:space="preserve">アナリストの理由</w:t>
       </w:r>
       <w:r>
         <w:t xml:space="preserve">: </w:t>
@@ -4626,7 +4626,7 @@
           <w:b/>
           <w:bCs/>
         </w:rPr>
-        <w:t xml:space="preserve">KYの指摘</w:t>
+        <w:t xml:space="preserve">アナリストの指摘</w:t>
       </w:r>
       <w:r>
         <w:t xml:space="preserve">: </w:t>
@@ -4746,7 +4746,7 @@
           <w:b/>
           <w:bCs/>
         </w:rPr>
-        <w:t xml:space="preserve">KYの理由</w:t>
+        <w:t xml:space="preserve">アナリストの理由</w:t>
       </w:r>
       <w:r>
         <w:t xml:space="preserve">: </w:t>
@@ -4772,7 +4772,7 @@
           <w:b/>
           <w:bCs/>
         </w:rPr>
-        <w:t xml:space="preserve">KYの指摘</w:t>
+        <w:t xml:space="preserve">アナリストの指摘</w:t>
       </w:r>
       <w:r>
         <w:t xml:space="preserve">: </w:t>
@@ -4860,7 +4860,7 @@
           <w:b/>
           <w:bCs/>
         </w:rPr>
-        <w:t xml:space="preserve">KYの理由</w:t>
+        <w:t xml:space="preserve">アナリストの理由</w:t>
       </w:r>
       <w:r>
         <w:t xml:space="preserve">: </w:t>
@@ -4954,7 +4954,7 @@
           <w:b/>
           <w:bCs/>
         </w:rPr>
-        <w:t xml:space="preserve">KYの理由</w:t>
+        <w:t xml:space="preserve">アナリストの理由</w:t>
       </w:r>
       <w:r>
         <w:t xml:space="preserve">: </w:t>
@@ -5074,7 +5074,7 @@
           <w:b/>
           <w:bCs/>
         </w:rPr>
-        <w:t xml:space="preserve">KYの理由</w:t>
+        <w:t xml:space="preserve">アナリストの理由</w:t>
       </w:r>
       <w:r>
         <w:t xml:space="preserve">: </w:t>
@@ -5108,7 +5108,7 @@
     </w:p>
     <w:bookmarkEnd w:id="64"/>
     <w:bookmarkEnd w:id="65"/>
-    <w:bookmarkStart w:id="66" w:name="kyが重視した視点-4"/>
+    <w:bookmarkStart w:id="66" w:name="アナリストが重視した視点-4"/>
     <w:p>
       <w:pPr>
         <w:pStyle w:val="Heading2"/>
@@ -5117,7 +5117,7 @@
         <w:rPr>
           <w:rFonts w:hint="eastAsia"/>
         </w:rPr>
-        <w:t xml:space="preserve">KYが重視した視点</w:t>
+        <w:t xml:space="preserve">アナリストが重視した視点</w:t>
       </w:r>
     </w:p>
     <w:p>
